--- a/submission/MoonWheelKit_项目申报书_提交版.docx
+++ b/submission/MoonWheelKit_项目申报书_提交版.docx
@@ -396,7 +396,7 @@
                 <w:color w:val="202A33"/>
                 <w:sz w:val="16"/>
               </w:rPr>
-              <w:t>15 次有效提交；21 项测试；四后端本地验证；CI 自动化</w:t>
+              <w:t>15+ 次有效提交；21 项测试；四后端验证；GitHub CI 已通过</w:t>
             </w:r>
           </w:p>
         </w:tc>
@@ -824,7 +824,7 @@
           <w:color w:val="202A33"/>
           <w:sz w:val="18"/>
         </w:rPr>
-        <w:t>21 项确定性测试覆盖精确截止时间、零延迟、稳定顺序、取消、重排、跨层级联、周期任务、迟到、有界追赶、压缩、统计、校验和快照恢复。默认、JS、Wasm、Wasm-GC 四组本地测试均通过。</w:t>
+        <w:t>21 项确定性测试覆盖精确截止时间、零延迟、稳定顺序、取消、重排、跨层级联、周期任务、迟到、有界追赶、压缩、统计、校验和快照恢复。默认、JS、Wasm、Wasm-GC 四组测试均通过，GitHub Actions 首次运行成功（run 28453414903）。</w:t>
       </w:r>
     </w:p>
     <w:p>

--- a/submission/MoonWheelKit_项目申报书_提交版.docx
+++ b/submission/MoonWheelKit_项目申报书_提交版.docx
@@ -138,7 +138,7 @@
                 <w:color w:val="202A33"/>
                 <w:sz w:val="16"/>
               </w:rPr>
-              <w:t>【提交前填写】</w:t>
+              <w:t>孙加豪</w:t>
             </w:r>
           </w:p>
         </w:tc>
@@ -267,7 +267,7 @@
                 <w:color w:val="202A33"/>
                 <w:sz w:val="16"/>
               </w:rPr>
-              <w:t>【创建后填写】</w:t>
+              <w:t>https://www.gitlink.org.cn/brother666/MoonWheelKit</w:t>
             </w:r>
           </w:p>
         </w:tc>
